--- a/MASTERPLAN/Tickets.docx
+++ b/MASTERPLAN/Tickets.docx
@@ -3014,6 +3014,226 @@
     <w:p>
       <w:r>
         <w:t>- Rollback: unmount clients, remove or comment the export, run sudo exportfs -ra, stop/disable nfs-server if needed, or restore the Phase 11.9 VM snapshot only if normal rollback fails.</w:t>
+      </w:r>
+    </w:p>
+    <w:p/>
+    <w:p>
+      <w:pPr>
+        <w:pStyle w:val="Heading1"/>
+      </w:pPr>
+      <w:r>
+        <w:rPr>
+          <w:rFonts w:ascii="Arial" w:hAnsi="Arial"/>
+        </w:rPr>
+        <w:t>CHG-2026-07-07 - Phase 12.4 Custom systemd Service</w:t>
+      </w:r>
+    </w:p>
+    <w:p>
+      <w:r>
+        <w:rPr>
+          <w:rFonts w:ascii="Arial" w:hAnsi="Arial"/>
+          <w:sz w:val="20"/>
+        </w:rPr>
+        <w:t>Status: Complete.</w:t>
+      </w:r>
+    </w:p>
+    <w:p>
+      <w:r>
+        <w:rPr>
+          <w:rFonts w:ascii="Arial" w:hAnsi="Arial"/>
+          <w:sz w:val="20"/>
+        </w:rPr>
+        <w:t>System: LINUX01.</w:t>
+      </w:r>
+    </w:p>
+    <w:p>
+      <w:r>
+        <w:rPr>
+          <w:rFonts w:ascii="Arial" w:hAnsi="Arial"/>
+          <w:sz w:val="20"/>
+        </w:rPr>
+        <w:t>Scope: Create and validate linux01-systemd-heartbeat.service as a custom systemd lifecycle-management exercise.</w:t>
+      </w:r>
+    </w:p>
+    <w:p>
+      <w:r>
+        <w:rPr>
+          <w:rFonts w:ascii="Arial" w:hAnsi="Arial"/>
+          <w:sz w:val="20"/>
+        </w:rPr>
+        <w:t>Risk: Medium-low. Local service only; no new ports and no Docker/Samba/NFS/SSH/cron/storage/INFRA01 configuration changes.</w:t>
+      </w:r>
+    </w:p>
+    <w:p>
+      <w:r>
+        <w:rPr>
+          <w:rFonts w:ascii="Arial" w:hAnsi="Arial"/>
+          <w:sz w:val="20"/>
+        </w:rPr>
+        <w:t>Pre-change validation: LINUX01 SSH access, disk space, ssh.service, cron.service, docker.service, smbd.service, nfs-server.service, /opt/homelab/scripts, /var/log/homelab, and lack of conflicting homelab service were checked.</w:t>
+      </w:r>
+    </w:p>
+    <w:p>
+      <w:r>
+        <w:rPr>
+          <w:rFonts w:ascii="Arial" w:hAnsi="Arial"/>
+          <w:sz w:val="20"/>
+        </w:rPr>
+        <w:t>Implementation: created homelabsvc, heartbeat script, log directory, systemd unit, and enabled the unit after successful lifecycle testing.</w:t>
+      </w:r>
+    </w:p>
+    <w:p>
+      <w:r>
+        <w:rPr>
+          <w:rFonts w:ascii="Arial" w:hAnsi="Arial"/>
+          <w:sz w:val="20"/>
+        </w:rPr>
+        <w:t>Validation: manual script run, systemd-analyze verify, daemon-reload, start, restart, stop, start, enable, is-enabled enabled, is-active active, journalctl output, tail log output, and reboot persistence all passed.</w:t>
+      </w:r>
+    </w:p>
+    <w:p>
+      <w:r>
+        <w:rPr>
+          <w:rFonts w:ascii="Arial" w:hAnsi="Arial"/>
+          <w:sz w:val="20"/>
+        </w:rPr>
+        <w:t>Rollback: disable and stop the service, remove the unit file, run daemon-reload and reset-failed, remove the heartbeat script and service log if retiring the service.</w:t>
+      </w:r>
+    </w:p>
+    <w:p>
+      <w:r>
+        <w:rPr>
+          <w:rFonts w:ascii="Arial" w:hAnsi="Arial"/>
+          <w:sz w:val="20"/>
+        </w:rPr>
+        <w:t>Result: Phase 12.4 complete. Next phase is 12.5 SSH key expansion.</w:t>
+      </w:r>
+    </w:p>
+    <w:p/>
+    <w:p>
+      <w:r>
+        <w:t>CHG-2026-07-07 - Phase 12.5 SSH Key Expansion Complete</w:t>
+      </w:r>
+    </w:p>
+    <w:p>
+      <w:r>
+        <w:t>Status: Complete.</w:t>
+      </w:r>
+    </w:p>
+    <w:p>
+      <w:r>
+        <w:t>System: INFRA01 with validation from Windows admin workstation and comparison against LINUX01.</w:t>
+      </w:r>
+    </w:p>
+    <w:p>
+      <w:r>
+        <w:t>Scope: Expand SSH key authentication to INFRA01 and validate safe portfolio sync workflow without starting Phase 12.0B production readiness.</w:t>
+      </w:r>
+    </w:p>
+    <w:p>
+      <w:r>
+        <w:t>Risk: Medium-low. Public key addition and sync validation only. Password SSH remained available during validation.</w:t>
+      </w:r>
+    </w:p>
+    <w:p>
+      <w:r>
+        <w:t>Pre-change validation: INFRA01 responded on 192.168.1.133, TCP 22 passed from Windows source 192.168.1.182, and password SSH login succeeded.</w:t>
+      </w:r>
+    </w:p>
+    <w:p>
+      <w:r>
+        <w:t>Implementation: Installed existing Windows public key into /home/michael/.ssh/authorized_keys, added infra01 SSH client alias, and preserved private key only on Windows.</w:t>
+      </w:r>
+    </w:p>
+    <w:p>
+      <w:r>
+        <w:t>Validation: BatchMode SSH to direct IP and infra01 alias returned hostname infra01 and user michael. SCP transfer test succeeded. Remote readback and cleanup succeeded. Safe portfolio sync to INFRA01 with -Targets infra01 -NoRsync succeeded.</w:t>
+      </w:r>
+    </w:p>
+    <w:p>
+      <w:r>
+        <w:t>Result: /home/michael/Portfolio on INFRA01 reported 22M after sync.</w:t>
+      </w:r>
+    </w:p>
+    <w:p>
+      <w:r>
+        <w:t>Rollback: remove the added public key from INFRA01 authorized_keys, remove or comment the infra01 SSH config block, and continue using password/console access while troubleshooting.</w:t>
+      </w:r>
+    </w:p>
+    <w:p>
+      <w:r>
+        <w:t>Boundary: No Docker, storage, Portainer, static production IP, service-hosting, NVMe, or 12.0B work was performed.</w:t>
+      </w:r>
+    </w:p>
+    <w:p>
+      <w:r>
+        <w:t>Next: proceed to Linux backup and restore testing before first real self-hosted app work.</w:t>
+      </w:r>
+    </w:p>
+    <w:p/>
+    <w:p>
+      <w:r>
+        <w:t>CHG-2026-07-07 - Phase 12.6 Linux Backup And Restore Validation Complete</w:t>
+      </w:r>
+    </w:p>
+    <w:p>
+      <w:r>
+        <w:t>Status: Complete.</w:t>
+      </w:r>
+    </w:p>
+    <w:p>
+      <w:r>
+        <w:t>System: LINUX01.</w:t>
+      </w:r>
+    </w:p>
+    <w:p>
+      <w:r>
+        <w:t>Scope: Create a backup of Linux configuration and small service data, generate checksum and manifest, restore selected content to a temporary location, validate services, and clean up test restore data.</w:t>
+      </w:r>
+    </w:p>
+    <w:p>
+      <w:r>
+        <w:t>Risk: Low to medium-low. The change read privileged system paths and wrote a local backup archive, but restore testing did not overwrite production files.</w:t>
+      </w:r>
+    </w:p>
+    <w:p>
+      <w:r>
+        <w:t>Pre-change validation: LINUX01 SSH worked, root filesystem had 15G available, /srv was small, tar/rsync/sha256sum existed, and ssh, docker, containerd, smbd, nfs-server, cron, and linux01-systemd-heartbeat.service were active.</w:t>
+      </w:r>
+    </w:p>
+    <w:p>
+      <w:r>
+        <w:t>Implementation: Created /var/backups/homelab/phase12-6/linux01-config-service-20260707-215146.tar.gz from /etc, /srv, /opt/homelab, and /var/log/homelab.</w:t>
+      </w:r>
+    </w:p>
+    <w:p>
+      <w:r>
+        <w:t>Validation: archive size 653K, manifest 56K, archive entry count 1801, sha256sum -c returned OK, and selected restore checks passed for Samba, NFS, cron, systemd, /srv, /opt/homelab, and /var/log/homelab.</w:t>
+      </w:r>
+    </w:p>
+    <w:p>
+      <w:r>
+        <w:t>Post-change validation: root filesystem remained 35% used with 15G available; core services remained active.</w:t>
+      </w:r>
+    </w:p>
+    <w:p>
+      <w:r>
+        <w:t>Cleanup: /tmp/phase12-6-restore-test removed after validation. Backup archive, checksum, and manifest retained.</w:t>
+      </w:r>
+    </w:p>
+    <w:p>
+      <w:r>
+        <w:t>Rollback: because no production files were changed, rollback is normally not required. If the backup archive must be retired, remove only the archive/checksum/manifest after confirming another valid backup exists.</w:t>
+      </w:r>
+    </w:p>
+    <w:p>
+      <w:r>
+        <w:t>Limitation: backup is local to LINUX01 and does not yet provide off-host disaster recovery.</w:t>
+      </w:r>
+    </w:p>
+    <w:p>
+      <w:r>
+        <w:t>Next: document off-host backup target and retention expectations before heavier self-hosted applications.</w:t>
       </w:r>
     </w:p>
     <w:sectPr>
